--- a/04_Assessment_Attendance_and_Credit_Reporting/TAS2O_Online_Blended_Learning_Evidence_Log.docx
+++ b/04_Assessment_Attendance_and_Credit_Reporting/TAS2O_Online_Blended_Learning_Evidence_Log.docx
@@ -3054,7 +3054,7 @@
     </w:p>
     <w:p>
       <w:r>
-        <w:t>This table is used only when students use AI as part of a TAS2O task. AI use must be connected to learning evidence and must not replace student work, safety judgment, testing, or teacher assessment.</w:t>
+        <w:t>This table is used only when students use AI as part of a TAS2O task. use of approved AI tools must be connected to learning evidence and must not replace student work, safety judgment, testing, or teacher assessment.</w:t>
       </w:r>
     </w:p>
     <w:tbl>
@@ -3211,7 +3211,7 @@
           </w:tcPr>
           <w:p>
             <w:r>
-              <w:t>Purpose of AI use</w:t>
+              <w:t>Purpose of use of approved AI tools</w:t>
             </w:r>
           </w:p>
         </w:tc>
